--- a/word_reports/LP_0195_위치_129_Journey_Escape.docx
+++ b/word_reports/LP_0195_위치_129_Journey_Escape.docx
@@ -4,7 +4,7 @@
   <w:body>
     <w:p>
       <w:pPr>
-        <w:spacing w:after="280"/>
+        <w:spacing w:after="80"/>
       </w:pPr>
       <w:r>
         <w:rPr w:rFonts="맑은 고딕">
@@ -13,94 +13,47 @@
           <w:color w:val="1E3A8A"/>
           <w:sz w:val="30"/>
         </w:rPr>
-        <w:t>[129] Journey - Escape</w:t>
+        <w:t>Journey (여행) - Escape</w:t>
       </w:r>
     </w:p>
     <w:p>
       <w:pPr>
-        <w:spacing w:after="320"/>
+        <w:spacing w:after="240"/>
       </w:pPr>
       <w:r>
         <w:rPr w:rFonts="맑은 고딕">
           <w:rFonts w:ascii="맑은 고딕" w:hAnsi="맑은 고딕" w:eastAsia="맑은 고딕"/>
           <w:b/>
-          <w:sz w:val="20"/>
+          <w:color w:val="4B5563"/>
+          <w:sz w:val="22"/>
         </w:rPr>
-        <w:t>■ 위치 : 129</w:t>
-        <w:br/>
-      </w:r>
-      <w:r>
-        <w:rPr w:rFonts="맑은 고딕">
-          <w:rFonts w:ascii="맑은 고딕" w:hAnsi="맑은 고딕" w:eastAsia="맑은 고딕"/>
-          <w:b/>
-          <w:sz w:val="20"/>
-        </w:rPr>
-        <w:t>■ 아티스트 : Journey</w:t>
-        <w:br/>
-      </w:r>
-      <w:r>
-        <w:rPr w:rFonts="맑은 고딕">
-          <w:rFonts w:ascii="맑은 고딕" w:hAnsi="맑은 고딕" w:eastAsia="맑은 고딕"/>
-          <w:b/>
-          <w:sz w:val="20"/>
-        </w:rPr>
-        <w:t>■ 앨범명 : Escape</w:t>
-        <w:br/>
-      </w:r>
-      <w:r>
-        <w:rPr w:rFonts="맑은 고딕">
-          <w:rFonts w:ascii="맑은 고딕" w:hAnsi="맑은 고딕" w:eastAsia="맑은 고딕"/>
-          <w:b w:val="0"/>
-          <w:sz w:val="20"/>
-        </w:rPr>
-        <w:t>■ 음반 레이블 : Columbia Records</w:t>
-        <w:br/>
-      </w:r>
-      <w:r>
-        <w:rPr w:rFonts="맑은 고딕">
-          <w:rFonts w:ascii="맑은 고딕" w:hAnsi="맑은 고딕" w:eastAsia="맑은 고딕"/>
-          <w:b w:val="0"/>
-          <w:sz w:val="20"/>
-        </w:rPr>
-        <w:t>■ 발매년도 : 1981</w:t>
-        <w:br/>
-      </w:r>
-      <w:r>
-        <w:rPr w:rFonts="맑은 고딕">
-          <w:rFonts w:ascii="맑은 고딕" w:hAnsi="맑은 고딕" w:eastAsia="맑은 고딕"/>
-          <w:b w:val="0"/>
-          <w:sz w:val="20"/>
-        </w:rPr>
-        <w:t>■ 장르 : 아레나 록 (Arena Rock), 팝 록 (Pop Rock), 하드 록 (Hard Rock)</w:t>
-        <w:br/>
-      </w:r>
-      <w:r>
-        <w:rPr w:rFonts="맑은 고딕">
-          <w:rFonts w:ascii="맑은 고딕" w:hAnsi="맑은 고딕" w:eastAsia="맑은 고딕"/>
-          <w:b w:val="0"/>
-          <w:sz w:val="20"/>
-        </w:rPr>
-        <w:t>■ 주요 수록곡 : 1. Don't Stop Believin'</w:t>
-        <w:br/>
+        <w:t>위치 :  129</w:t>
       </w:r>
     </w:p>
     <w:p>
       <w:pPr>
-        <w:spacing w:after="160"/>
+        <w:spacing w:line="324" w:lineRule="auto" w:before="80" w:after="160"/>
       </w:pPr>
       <w:r>
         <w:rPr w:rFonts="맑은 고딕">
           <w:rFonts w:ascii="맑은 고딕" w:hAnsi="맑은 고딕" w:eastAsia="맑은 고딕"/>
           <w:b/>
           <w:color w:val="1F2937"/>
-          <w:sz w:val="24"/>
+          <w:sz w:val="22"/>
         </w:rPr>
-        <w:t>■ 음반 해설 및 감상 가이드</w:t>
+        <w:t xml:space="preserve">[음반 소개] </w:t>
+      </w:r>
+      <w:r>
+        <w:rPr w:rFonts="맑은 고딕">
+          <w:rFonts w:ascii="맑은 고딕" w:hAnsi="맑은 고딕" w:eastAsia="맑은 고딕"/>
+          <w:b w:val="0"/>
+          <w:sz w:val="21"/>
+        </w:rPr>
       </w:r>
     </w:p>
     <w:p>
       <w:pPr>
-        <w:spacing w:line="312" w:lineRule="auto" w:after="120"/>
+        <w:spacing w:line="324" w:lineRule="auto" w:after="120"/>
       </w:pPr>
       <w:r>
         <w:rPr w:rFonts="맑은 고딕">
@@ -108,51 +61,516 @@
           <w:b w:val="0"/>
           <w:sz w:val="21"/>
         </w:rPr>
-        <w:t>1981년에 발매된 저니(Journey)의 일곱 번째 정규 앨범 《Escape》는 밴드의 커리어뿐만 아니라 1980년대 아레나 록(Arena Rock) 역사에 거대한 이정표를 세운 대명반입니다. 전작의 성공을 발판 삼아 새로 합류한 키보디스트 조나단 케인(Jonathan Cain)의 감각적인 작곡 능력이 더해지면서, 저니는 특유의 정교하고 캐치한 멜로디 라인을 완성해 냈습니다. 이 앨범은 저니에게 최초의 빌보드 앨범 차트 1위의 영예를 안겨주었으며, 상업적 성공과 음악적 완성도를 동시에 거머쥔 80년대 미국 록 씬의 정점으로 평가받습니다.</w:t>
+        <w:t>1981년, 아레나 록의 찬란한 황금기를 활짝 열어젖히며 대중음악사의 불멸의 기념비로 우뚝 선 저니(Journey)의 통산 일곱 번째 정규 앨범입니다. 보컬리스트 스티브 페리의 영혼을 관통하는 맑고 힘 있는 가창과 새롭게 합류한 조나단 케인의 유려한 건반, 그리고 닐 숀의 서정적인 기타 솔로가 완벽한 삼위일체를 이루며 록 음악의 서사적 아름다움을 극대화했습니다. 시대를 초월하여 방황하는 청춘들에게 따스한 위로와 가슴 벅찬 용기를 건네는 이 걸작은, 반세기에 가까운 세월이 흐른 지금까지도 꺼지지 않는 낭만의 불씨로 우리 곁에 살아 숨 쉬고 있습니다.</w:t>
       </w:r>
     </w:p>
     <w:p>
       <w:pPr>
-        <w:spacing w:line="312" w:lineRule="auto" w:after="120"/>
+        <w:spacing w:line="324" w:lineRule="auto" w:before="200" w:after="80"/>
       </w:pPr>
+      <w:r>
+        <w:rPr w:rFonts="맑은 고딕">
+          <w:rFonts w:ascii="맑은 고딕" w:hAnsi="맑은 고딕" w:eastAsia="맑은 고딕"/>
+          <w:b/>
+          <w:color w:val="1E3A8A"/>
+          <w:sz w:val="24"/>
+        </w:rPr>
+        <w:t>1. 음반 데이터</w:t>
+      </w:r>
+    </w:p>
+    <w:p>
+      <w:pPr>
+        <w:spacing w:line="324" w:lineRule="auto" w:after="80"/>
+      </w:pPr>
+      <w:r>
+        <w:rPr w:rFonts="맑은 고딕">
+          <w:rFonts w:ascii="맑은 고딕" w:hAnsi="맑은 고딕" w:eastAsia="맑은 고딕"/>
+          <w:b w:val="0"/>
+          <w:color w:val="6B7280"/>
+          <w:sz w:val="21"/>
+        </w:rPr>
+        <w:t xml:space="preserve">· </w:t>
+      </w:r>
+      <w:r>
+        <w:rPr w:rFonts="맑은 고딕">
+          <w:rFonts w:ascii="맑은 고딕" w:hAnsi="맑은 고딕" w:eastAsia="맑은 고딕"/>
+          <w:b/>
+          <w:color w:val="1F2937"/>
+          <w:sz w:val="21"/>
+        </w:rPr>
+        <w:t xml:space="preserve">앨범명: </w:t>
+      </w:r>
       <w:r>
         <w:rPr w:rFonts="맑은 고딕">
           <w:rFonts w:ascii="맑은 고딕" w:hAnsi="맑은 고딕" w:eastAsia="맑은 고딕"/>
           <w:b w:val="0"/>
           <w:sz w:val="21"/>
         </w:rPr>
-        <w:t>이 음반의 독보적인 매력은 스티브 페리(Steve Perry)의 압도적인 보컬과 닐 숀(Neal Schon)의 화려한 기타 연주, 그리고 조나단 케인의 선율적인 피아노가 이루는 완벽한 조화에 있습니다. 'The Voice'라는 찬사를 받는 스티브 페리의 청량하면서도 호소력 짙은 보컬은 정통 록의 에너지에 팝적인 서정성을 완벽히 녹여냅니다. 이에 화답하듯 화려하면서도 격조 높은 닐 숀의 기타 솔로는 곡마다 강렬한 잔상을 남기며 음반 전체에 입체적이고 뜨거운 생동감을 불어넣습니다.</w:t>
+        <w:t>Escape</w:t>
       </w:r>
     </w:p>
     <w:p>
       <w:pPr>
-        <w:spacing w:line="312" w:lineRule="auto" w:after="120"/>
+        <w:spacing w:line="324" w:lineRule="auto" w:after="80"/>
       </w:pPr>
+      <w:r>
+        <w:rPr w:rFonts="맑은 고딕">
+          <w:rFonts w:ascii="맑은 고딕" w:hAnsi="맑은 고딕" w:eastAsia="맑은 고딕"/>
+          <w:b w:val="0"/>
+          <w:color w:val="6B7280"/>
+          <w:sz w:val="21"/>
+        </w:rPr>
+        <w:t xml:space="preserve">· </w:t>
+      </w:r>
+      <w:r>
+        <w:rPr w:rFonts="맑은 고딕">
+          <w:rFonts w:ascii="맑은 고딕" w:hAnsi="맑은 고딕" w:eastAsia="맑은 고딕"/>
+          <w:b/>
+          <w:color w:val="1F2937"/>
+          <w:sz w:val="21"/>
+        </w:rPr>
+        <w:t xml:space="preserve">아티스트: </w:t>
+      </w:r>
       <w:r>
         <w:rPr w:rFonts="맑은 고딕">
           <w:rFonts w:ascii="맑은 고딕" w:hAnsi="맑은 고딕" w:eastAsia="맑은 고딕"/>
           <w:b w:val="0"/>
           <w:sz w:val="21"/>
         </w:rPr>
-        <w:t>수록곡들은 록 음악사의 빛나는 보석들로 채워져 있습니다. 앨범의 포문을 여는 "Don't Stop Believin'"은 오프닝 피아노 리프부터 순식간에 듣는 이를 사로잡으며, 희망을 노래하는 록 앤 롤 앙상블로서 현재까지도 시대를 초월한 클래식으로 사랑받고 있습니다. 또한, 록 발라드의 정수이자 팝 역사상 가장 아름다운 러브송 중 하나로 꼽히는 "Open Arms"는 웅장한 현악 배열과 스티브 페리의 낭만적인 고음이 어우러져 깊은 감동을 선사합니다. 그 밖에도 세련된 절제미가 돋보이는 "Who's Crying Now"와 질주감이 넘치는 "Stone in Love" 등은 멜로딕 록이 도달할 수 있는 최상의 미학을 보여줍니다.</w:t>
+        <w:t>Journey (여행)</w:t>
       </w:r>
     </w:p>
     <w:p>
       <w:pPr>
-        <w:spacing w:line="312" w:lineRule="auto" w:after="120"/>
+        <w:spacing w:line="324" w:lineRule="auto" w:after="80"/>
       </w:pPr>
+      <w:r>
+        <w:rPr w:rFonts="맑은 고딕">
+          <w:rFonts w:ascii="맑은 고딕" w:hAnsi="맑은 고딕" w:eastAsia="맑은 고딕"/>
+          <w:b w:val="0"/>
+          <w:color w:val="6B7280"/>
+          <w:sz w:val="21"/>
+        </w:rPr>
+        <w:t xml:space="preserve">· </w:t>
+      </w:r>
+      <w:r>
+        <w:rPr w:rFonts="맑은 고딕">
+          <w:rFonts w:ascii="맑은 고딕" w:hAnsi="맑은 고딕" w:eastAsia="맑은 고딕"/>
+          <w:b/>
+          <w:color w:val="1F2937"/>
+          <w:sz w:val="21"/>
+        </w:rPr>
+        <w:t xml:space="preserve">발매 정보: </w:t>
+      </w:r>
       <w:r>
         <w:rPr w:rFonts="맑은 고딕">
           <w:rFonts w:ascii="맑은 고딕" w:hAnsi="맑은 고딕" w:eastAsia="맑은 고딕"/>
           <w:b w:val="0"/>
           <w:sz w:val="21"/>
         </w:rPr>
-        <w:t>《Escape》는 단순히 일회성 히트곡들의 모음집이 아닌, 앨범 전체가 하나의 유기적인 흐름을 형성하고 있는 완성도 높은 작품입니다. 80년대 라디오 시대를 풍미했던 특유의 웅장함과 아날로그적인 따뜻함이 공존하며, LP의 회전판을 통해 흘러나오는 풍성한 사운드로 감상할 때 스티브 페리의 청아한 고음과 선명한 악기들의 세션이 더욱 아늑하고 깊은 향수를 불러일으킵니다.</w:t>
+        <w:t>1981년 7월 31일 컬럼비아 레코드(Columbia Records)를 통해 발매된 음반으로, 밴드의 음악적 응집력과 대중적 멜로디 감각이 최고조에 달했을 때 탄생한 80년대 팝/록 역사상 가장 찬란한 유산입니다.</w:t>
+      </w:r>
+    </w:p>
+    <w:p>
+      <w:pPr>
+        <w:spacing w:line="324" w:lineRule="auto" w:after="80"/>
+      </w:pPr>
+      <w:r>
+        <w:rPr w:rFonts="맑은 고딕">
+          <w:rFonts w:ascii="맑은 고딕" w:hAnsi="맑은 고딕" w:eastAsia="맑은 고딕"/>
+          <w:b w:val="0"/>
+          <w:color w:val="6B7280"/>
+          <w:sz w:val="21"/>
+        </w:rPr>
+        <w:t xml:space="preserve">· </w:t>
+      </w:r>
+      <w:r>
+        <w:rPr w:rFonts="맑은 고딕">
+          <w:rFonts w:ascii="맑은 고딕" w:hAnsi="맑은 고딕" w:eastAsia="맑은 고딕"/>
+          <w:b/>
+          <w:color w:val="1F2937"/>
+          <w:sz w:val="21"/>
+        </w:rPr>
+        <w:t xml:space="preserve">LP 인기도(판매량): </w:t>
+      </w:r>
+      <w:r>
+        <w:rPr w:rFonts="맑은 고딕">
+          <w:rFonts w:ascii="맑은 고딕" w:hAnsi="맑은 고딕" w:eastAsia="맑은 고딕"/>
+          <w:b w:val="0"/>
+          <w:sz w:val="21"/>
+        </w:rPr>
+        <w:t>발매와 동시에 미국 빌보드 200 앨범 차트 정상(1위)에 올랐으며, 미국 음반 산업 협회(RIAA)로부터 1,000만 장 이상의 판매고를 공인받아 다이아몬드 인증을 획득했고, 전 세계적으로 1,200만 장 이상 판매된 공전의 히트작입니다.</w:t>
+      </w:r>
+    </w:p>
+    <w:p>
+      <w:pPr>
+        <w:spacing w:line="324" w:lineRule="auto" w:after="80"/>
+      </w:pPr>
+      <w:r>
+        <w:rPr w:rFonts="맑은 고딕">
+          <w:rFonts w:ascii="맑은 고딕" w:hAnsi="맑은 고딕" w:eastAsia="맑은 고딕"/>
+          <w:b w:val="0"/>
+          <w:color w:val="6B7280"/>
+          <w:sz w:val="21"/>
+        </w:rPr>
+        <w:t xml:space="preserve">· </w:t>
+      </w:r>
+      <w:r>
+        <w:rPr w:rFonts="맑은 고딕">
+          <w:rFonts w:ascii="맑은 고딕" w:hAnsi="맑은 고딕" w:eastAsia="맑은 고딕"/>
+          <w:b/>
+          <w:color w:val="1F2937"/>
+          <w:sz w:val="21"/>
+        </w:rPr>
+        <w:t xml:space="preserve">각종 수상경력: </w:t>
+      </w:r>
+      <w:r>
+        <w:rPr w:rFonts="맑은 고딕">
+          <w:rFonts w:ascii="맑은 고딕" w:hAnsi="맑은 고딕" w:eastAsia="맑은 고딕"/>
+          <w:b w:val="0"/>
+          <w:sz w:val="21"/>
+        </w:rPr>
+        <w:t>롤링 스톤 선정 '역대 최고의 앨범 500선'에 이름을 올렸으며, 수록곡들은 반세기가 지난 현재까지도 그래미 명예의 전당 헌액 및 라디오 골든 에어플레이를 기록하는 등 팝 음악계의 최고 권위를 인정받고 있습니다.</w:t>
+      </w:r>
+    </w:p>
+    <w:p>
+      <w:pPr>
+        <w:spacing w:line="324" w:lineRule="auto" w:before="200" w:after="80"/>
+      </w:pPr>
+      <w:r>
+        <w:rPr w:rFonts="맑은 고딕">
+          <w:rFonts w:ascii="맑은 고딕" w:hAnsi="맑은 고딕" w:eastAsia="맑은 고딕"/>
+          <w:b/>
+          <w:color w:val="1E3A8A"/>
+          <w:sz w:val="24"/>
+        </w:rPr>
+        <w:t>2. 아티스트 정보</w:t>
+      </w:r>
+    </w:p>
+    <w:p>
+      <w:pPr>
+        <w:spacing w:line="324" w:lineRule="auto" w:after="80"/>
+      </w:pPr>
+      <w:r>
+        <w:rPr w:rFonts="맑은 고딕">
+          <w:rFonts w:ascii="맑은 고딕" w:hAnsi="맑은 고딕" w:eastAsia="맑은 고딕"/>
+          <w:b w:val="0"/>
+          <w:color w:val="6B7280"/>
+          <w:sz w:val="21"/>
+        </w:rPr>
+        <w:t xml:space="preserve">· </w:t>
+      </w:r>
+      <w:r>
+        <w:rPr w:rFonts="맑은 고딕">
+          <w:rFonts w:ascii="맑은 고딕" w:hAnsi="맑은 고딕" w:eastAsia="맑은 고딕"/>
+          <w:b/>
+          <w:color w:val="1F2937"/>
+          <w:sz w:val="21"/>
+        </w:rPr>
+        <w:t xml:space="preserve">국적: </w:t>
+      </w:r>
+      <w:r>
+        <w:rPr w:rFonts="맑은 고딕">
+          <w:rFonts w:ascii="맑은 고딕" w:hAnsi="맑은 고딕" w:eastAsia="맑은 고딕"/>
+          <w:b w:val="0"/>
+          <w:sz w:val="21"/>
+        </w:rPr>
+        <w:t>미국 (샌프란시스코)</w:t>
+      </w:r>
+    </w:p>
+    <w:p>
+      <w:pPr>
+        <w:spacing w:line="324" w:lineRule="auto" w:after="80"/>
+      </w:pPr>
+      <w:r>
+        <w:rPr w:rFonts="맑은 고딕">
+          <w:rFonts w:ascii="맑은 고딕" w:hAnsi="맑은 고딕" w:eastAsia="맑은 고딕"/>
+          <w:b w:val="0"/>
+          <w:color w:val="6B7280"/>
+          <w:sz w:val="21"/>
+        </w:rPr>
+        <w:t xml:space="preserve">· </w:t>
+      </w:r>
+      <w:r>
+        <w:rPr w:rFonts="맑은 고딕">
+          <w:rFonts w:ascii="맑은 고딕" w:hAnsi="맑은 고딕" w:eastAsia="맑은 고딕"/>
+          <w:b/>
+          <w:color w:val="1F2937"/>
+          <w:sz w:val="21"/>
+        </w:rPr>
+        <w:t xml:space="preserve">생몰년도: </w:t>
+      </w:r>
+      <w:r>
+        <w:rPr w:rFonts="맑은 고딕">
+          <w:rFonts w:ascii="맑은 고딕" w:hAnsi="맑은 고딕" w:eastAsia="맑은 고딕"/>
+          <w:b w:val="0"/>
+          <w:sz w:val="21"/>
+        </w:rPr>
+        <w:t>1973년 결성 ~ 현재</w:t>
+      </w:r>
+    </w:p>
+    <w:p>
+      <w:pPr>
+        <w:spacing w:line="324" w:lineRule="auto" w:after="80"/>
+      </w:pPr>
+      <w:r>
+        <w:rPr w:rFonts="맑은 고딕">
+          <w:rFonts w:ascii="맑은 고딕" w:hAnsi="맑은 고딕" w:eastAsia="맑은 고딕"/>
+          <w:b w:val="0"/>
+          <w:color w:val="6B7280"/>
+          <w:sz w:val="21"/>
+        </w:rPr>
+        <w:t xml:space="preserve">· </w:t>
+      </w:r>
+      <w:r>
+        <w:rPr w:rFonts="맑은 고딕">
+          <w:rFonts w:ascii="맑은 고딕" w:hAnsi="맑은 고딕" w:eastAsia="맑은 고딕"/>
+          <w:b/>
+          <w:color w:val="1F2937"/>
+          <w:sz w:val="21"/>
+        </w:rPr>
+        <w:t xml:space="preserve">그룹 소속: </w:t>
+      </w:r>
+      <w:r>
+        <w:rPr w:rFonts="맑은 고딕">
+          <w:rFonts w:ascii="맑은 고딕" w:hAnsi="맑은 고딕" w:eastAsia="맑은 고딕"/>
+          <w:b w:val="0"/>
+          <w:sz w:val="21"/>
+        </w:rPr>
+        <w:t>록 밴드 (그룹)</w:t>
+      </w:r>
+    </w:p>
+    <w:p>
+      <w:pPr>
+        <w:spacing w:line="324" w:lineRule="auto" w:after="80"/>
+      </w:pPr>
+      <w:r>
+        <w:rPr w:rFonts="맑은 고딕">
+          <w:rFonts w:ascii="맑은 고딕" w:hAnsi="맑은 고딕" w:eastAsia="맑은 고딕"/>
+          <w:b w:val="0"/>
+          <w:color w:val="6B7280"/>
+          <w:sz w:val="21"/>
+        </w:rPr>
+        <w:t xml:space="preserve">· </w:t>
+      </w:r>
+      <w:r>
+        <w:rPr w:rFonts="맑은 고딕">
+          <w:rFonts w:ascii="맑은 고딕" w:hAnsi="맑은 고딕" w:eastAsia="맑은 고딕"/>
+          <w:b/>
+          <w:color w:val="1F2937"/>
+          <w:sz w:val="21"/>
+        </w:rPr>
+        <w:t xml:space="preserve">아티스트 소개: </w:t>
+      </w:r>
+      <w:r>
+        <w:rPr w:rFonts="맑은 고딕">
+          <w:rFonts w:ascii="맑은 고딕" w:hAnsi="맑은 고딕" w:eastAsia="맑은 고딕"/>
+          <w:b w:val="0"/>
+          <w:sz w:val="21"/>
+        </w:rPr>
+        <w:t>저니는 정교한 프로그레시브 록의 기술적 완성도에 유려하고 서정적인 팝 멜로디를 결합하여 '스타디움 록'과 'AOR(Adult Oriented Rock)'의 결정판을 정립한 전설적인 밴드입니다. 시대를 대표하는 프런트맨 스티브 페리의 독보적인 고음 미성과 닐 숀의 멜로딕한 기타 플레이는 80년대 팝 음악계의 하나의 거대한 표준이 되었습니다.</w:t>
+      </w:r>
+    </w:p>
+    <w:p>
+      <w:pPr>
+        <w:spacing w:line="324" w:lineRule="auto" w:before="200" w:after="80"/>
+      </w:pPr>
+      <w:r>
+        <w:rPr w:rFonts="맑은 고딕">
+          <w:rFonts w:ascii="맑은 고딕" w:hAnsi="맑은 고딕" w:eastAsia="맑은 고딕"/>
+          <w:b/>
+          <w:color w:val="1E3A8A"/>
+          <w:sz w:val="24"/>
+        </w:rPr>
+        <w:t>3. 음반 상세 분석</w:t>
+      </w:r>
+    </w:p>
+    <w:p>
+      <w:pPr>
+        <w:spacing w:line="324" w:lineRule="auto" w:after="80"/>
+      </w:pPr>
+      <w:r>
+        <w:rPr w:rFonts="맑은 고딕">
+          <w:rFonts w:ascii="맑은 고딕" w:hAnsi="맑은 고딕" w:eastAsia="맑은 고딕"/>
+          <w:b w:val="0"/>
+          <w:color w:val="6B7280"/>
+          <w:sz w:val="21"/>
+        </w:rPr>
+        <w:t xml:space="preserve">· </w:t>
+      </w:r>
+      <w:r>
+        <w:rPr w:rFonts="맑은 고딕">
+          <w:rFonts w:ascii="맑은 고딕" w:hAnsi="맑은 고딕" w:eastAsia="맑은 고딕"/>
+          <w:b/>
+          <w:color w:val="1F2937"/>
+          <w:sz w:val="21"/>
+        </w:rPr>
+        <w:t xml:space="preserve">역사적 위치: </w:t>
+      </w:r>
+      <w:r>
+        <w:rPr w:rFonts="맑은 고딕">
+          <w:rFonts w:ascii="맑은 고딕" w:hAnsi="맑은 고딕" w:eastAsia="맑은 고딕"/>
+          <w:b w:val="0"/>
+          <w:sz w:val="21"/>
+        </w:rPr>
+        <w:t>록의 강렬한 에너지와 팝의 우아한 서정성이 어떻게 완벽한 예술적 균형을 이룰 수 있는지를 명징하게 증명한 교과서적인 음반입니다. 화려하면서도 결코 과하지 않은 앙상블과 드라마틱한 기승전결은 대중음악이 지닐 수 있는 가장 순수한 카타르시스를 보여줍니다.</w:t>
+      </w:r>
+    </w:p>
+    <w:p>
+      <w:pPr>
+        <w:spacing w:line="324" w:lineRule="auto" w:after="80"/>
+      </w:pPr>
+      <w:r>
+        <w:rPr w:rFonts="맑은 고딕">
+          <w:rFonts w:ascii="맑은 고딕" w:hAnsi="맑은 고딕" w:eastAsia="맑은 고딕"/>
+          <w:b w:val="0"/>
+          <w:color w:val="6B7280"/>
+          <w:sz w:val="21"/>
+        </w:rPr>
+        <w:t xml:space="preserve">· </w:t>
+      </w:r>
+      <w:r>
+        <w:rPr w:rFonts="맑은 고딕">
+          <w:rFonts w:ascii="맑은 고딕" w:hAnsi="맑은 고딕" w:eastAsia="맑은 고딕"/>
+          <w:b/>
+          <w:color w:val="1F2937"/>
+          <w:sz w:val="21"/>
+        </w:rPr>
+        <w:t xml:space="preserve">시대의 흔적(스토리텔링): </w:t>
+      </w:r>
+      <w:r>
+        <w:rPr w:rFonts="맑은 고딕">
+          <w:rFonts w:ascii="맑은 고딕" w:hAnsi="맑은 고딕" w:eastAsia="맑은 고딕"/>
+          <w:b w:val="0"/>
+          <w:sz w:val="21"/>
+        </w:rPr>
+        <w:t>1980년대 초, 경제적 격변과 미래에 대한 불안 속에서도 꿈을 잃지 않으려 했던 미국 청춘들의 고뇌와 열망이 고스란히 투영되어 있습니다. 네온사인이 반짝이는 심야의 도시를 질주하며 라디오 볼륨을 높이던 그 시절 젊은이들의 심장 박동과 순수한 낭만이 앨범 전체에 짙은 향수로 배어 있습니다.</w:t>
+      </w:r>
+    </w:p>
+    <w:p>
+      <w:pPr>
+        <w:spacing w:line="324" w:lineRule="auto" w:before="200" w:after="80"/>
+      </w:pPr>
+      <w:r>
+        <w:rPr w:rFonts="맑은 고딕">
+          <w:rFonts w:ascii="맑은 고딕" w:hAnsi="맑은 고딕" w:eastAsia="맑은 고딕"/>
+          <w:b/>
+          <w:color w:val="1E3A8A"/>
+          <w:sz w:val="24"/>
+        </w:rPr>
+        <w:t>4. 주요 수록곡 및 감상 제언</w:t>
+      </w:r>
+    </w:p>
+    <w:p>
+      <w:pPr>
+        <w:spacing w:line="324" w:lineRule="auto" w:after="80"/>
+      </w:pPr>
+      <w:r>
+        <w:rPr w:rFonts="맑은 고딕">
+          <w:rFonts w:ascii="맑은 고딕" w:hAnsi="맑은 고딕" w:eastAsia="맑은 고딕"/>
+          <w:b w:val="0"/>
+          <w:color w:val="6B7280"/>
+          <w:sz w:val="21"/>
+        </w:rPr>
+        <w:t xml:space="preserve">· </w:t>
+      </w:r>
+      <w:r>
+        <w:rPr w:rFonts="맑은 고딕">
+          <w:rFonts w:ascii="맑은 고딕" w:hAnsi="맑은 고딕" w:eastAsia="맑은 고딕"/>
+          <w:b/>
+          <w:color w:val="1F2937"/>
+          <w:sz w:val="21"/>
+        </w:rPr>
+        <w:t xml:space="preserve">주요 수록곡 특징: </w:t>
+      </w:r>
+      <w:r>
+        <w:rPr w:rFonts="맑은 고딕">
+          <w:rFonts w:ascii="맑은 고딕" w:hAnsi="맑은 고딕" w:eastAsia="맑은 고딕"/>
+          <w:b w:val="0"/>
+          <w:sz w:val="21"/>
+        </w:rPr>
+        <w:t>피아노 인트로만으로도 벅찬 희망을 길어 올리는 영원한 청춘의 송가 "Don't Stop Believin'", 애절한 선율과 폭발적인 가창력으로 록 발라드의 정점을 보여주는 "Open Arms", 쓸쓸하고도 매혹적인 베이스 라인과 기타 솔로가 일품인 "Who's Crying Now" 등 단 한 곡도 놓칠 수 없는 완벽한 음악적 완성도를 자랑합니다.</w:t>
+      </w:r>
+    </w:p>
+    <w:p>
+      <w:pPr>
+        <w:spacing w:line="324" w:lineRule="auto" w:after="80"/>
+      </w:pPr>
+      <w:r>
+        <w:rPr w:rFonts="맑은 고딕">
+          <w:rFonts w:ascii="맑은 고딕" w:hAnsi="맑은 고딕" w:eastAsia="맑은 고딕"/>
+          <w:b w:val="0"/>
+          <w:color w:val="6B7280"/>
+          <w:sz w:val="21"/>
+        </w:rPr>
+        <w:t xml:space="preserve">· </w:t>
+      </w:r>
+      <w:r>
+        <w:rPr w:rFonts="맑은 고딕">
+          <w:rFonts w:ascii="맑은 고딕" w:hAnsi="맑은 고딕" w:eastAsia="맑은 고딕"/>
+          <w:b/>
+          <w:color w:val="1F2937"/>
+          <w:sz w:val="21"/>
+        </w:rPr>
+        <w:t xml:space="preserve">빈티지 감상 제언: </w:t>
+      </w:r>
+      <w:r>
+        <w:rPr w:rFonts="맑은 고딕">
+          <w:rFonts w:ascii="맑은 고딕" w:hAnsi="맑은 고딕" w:eastAsia="맑은 고딕"/>
+          <w:b w:val="0"/>
+          <w:sz w:val="21"/>
+        </w:rPr>
+        <w:t>턴테이블의 바늘이 소리골을 스치는 순간 피어오르는 아날로그 피아노의 따뜻한 타건음과 스티브 페리의 호소력 짙은 보컬 배음은 진공관 앰프를 통해 감상할 때 비로소 그 진정한 공간감을 드러냅니다. 디지털 음원에서는 결코 맛볼 수 없는 묵직한 베이스 톤과 닐 숀의 기타가 그리는 포근하고도 선명한 잔향을 깊이 있게 음미해 보시길 권합니다.</w:t>
+      </w:r>
+    </w:p>
+    <w:p>
+      <w:pPr>
+        <w:spacing w:line="324" w:lineRule="auto" w:after="80"/>
+      </w:pPr>
+      <w:r>
+        <w:rPr w:rFonts="맑은 고딕">
+          <w:rFonts w:ascii="맑은 고딕" w:hAnsi="맑은 고딕" w:eastAsia="맑은 고딕"/>
+          <w:b w:val="0"/>
+          <w:color w:val="6B7280"/>
+          <w:sz w:val="21"/>
+        </w:rPr>
+        <w:t xml:space="preserve">· </w:t>
+      </w:r>
+      <w:r>
+        <w:rPr w:rFonts="맑은 고딕">
+          <w:rFonts w:ascii="맑은 고딕" w:hAnsi="맑은 고딕" w:eastAsia="맑은 고딕"/>
+          <w:b/>
+          <w:color w:val="1F2937"/>
+          <w:sz w:val="21"/>
+        </w:rPr>
+        <w:t xml:space="preserve">소장 가치: </w:t>
+      </w:r>
+      <w:r>
+        <w:rPr w:rFonts="맑은 고딕">
+          <w:rFonts w:ascii="맑은 고딕" w:hAnsi="맑은 고딕" w:eastAsia="맑은 고딕"/>
+          <w:b w:val="0"/>
+          <w:sz w:val="21"/>
+        </w:rPr>
+        <w:t>전설적인 일러스트레이터 스탠리 마우스가 디자인한 상징적인 비틀 우주선 커버 아트워크와 함께, 80년대 팝/록의 정수를 물리적 매체로 간직할 수 있다는 점에서 바이닐 컬렉터라면 반드시 턴테이블 곁에 갖추어야 할 대체 불가능한 명반입니다.</w:t>
+      </w:r>
+    </w:p>
+    <w:p>
+      <w:pPr>
+        <w:spacing w:line="324" w:lineRule="auto" w:after="120" w:before="160"/>
+      </w:pPr>
+      <w:r>
+        <w:rPr w:rFonts="맑은 고딕">
+          <w:rFonts w:ascii="맑은 고딕" w:hAnsi="맑은 고딕" w:eastAsia="맑은 고딕"/>
+          <w:b/>
+          <w:color w:val="4338CA"/>
+          <w:sz w:val="21"/>
+        </w:rPr>
+        <w:t>이 음반을 통해 화려했던 80년대 록의 황금빛 노을과 가슴 벅찬 희망의 멜로디가 전해주는 감동을 다시 한번 경험해 보시는 것은 어떨까요?</w:t>
       </w:r>
     </w:p>
     <w:sectPr>
       <w:pgSz w:w="12240" w:h="15840"/>
-      <w:pgMar w:top="1440" w:right="1440" w:bottom="1440" w:left="1440" w:header="720" w:footer="720" w:gutter="0"/>
+      <w:pgMar w:top="1152" w:right="1296" w:bottom="1152" w:left="1296" w:header="720" w:footer="720" w:gutter="0"/>
       <w:cols w:space="720"/>
       <w:docGrid w:linePitch="360"/>
     </w:sectPr>

--- a/word_reports/LP_0195_위치_129_Journey_Escape.docx
+++ b/word_reports/LP_0195_위치_129_Journey_Escape.docx
@@ -32,7 +32,7 @@
     </w:p>
     <w:p>
       <w:pPr>
-        <w:spacing w:line="324" w:lineRule="auto" w:before="80" w:after="160"/>
+        <w:spacing w:line="324" w:lineRule="auto" w:before="80" w:after="120"/>
       </w:pPr>
       <w:r>
         <w:rPr w:rFonts="맑은 고딕">
@@ -42,13 +42,6 @@
           <w:sz w:val="22"/>
         </w:rPr>
         <w:t xml:space="preserve">[음반 소개] </w:t>
-      </w:r>
-      <w:r>
-        <w:rPr w:rFonts="맑은 고딕">
-          <w:rFonts w:ascii="맑은 고딕" w:hAnsi="맑은 고딕" w:eastAsia="맑은 고딕"/>
-          <w:b w:val="0"/>
-          <w:sz w:val="21"/>
-        </w:rPr>
       </w:r>
     </w:p>
     <w:p>
@@ -61,7 +54,33 @@
           <w:b w:val="0"/>
           <w:sz w:val="21"/>
         </w:rPr>
-        <w:t>1981년, 아레나 록의 찬란한 황금기를 활짝 열어젖히며 대중음악사의 불멸의 기념비로 우뚝 선 저니(Journey)의 통산 일곱 번째 정규 앨범입니다. 보컬리스트 스티브 페리의 영혼을 관통하는 맑고 힘 있는 가창과 새롭게 합류한 조나단 케인의 유려한 건반, 그리고 닐 숀의 서정적인 기타 솔로가 완벽한 삼위일체를 이루며 록 음악의 서사적 아름다움을 극대화했습니다. 시대를 초월하여 방황하는 청춘들에게 따스한 위로와 가슴 벅찬 용기를 건네는 이 걸작은, 반세기에 가까운 세월이 흐른 지금까지도 꺼지지 않는 낭만의 불씨로 우리 곁에 살아 숨 쉬고 있습니다.</w:t>
+        <w:t>1981년의 문턱에서 대중음악계는 거대한 전환기를 맞이하고 있었습니다. 펑크의 거친 저항과 디스코의 눈부신 열기가 잦아든 자리에, 정교한 악기 세공과 극적인 멜로디를 겸비한 성숙한 록 사운드가 새로운 시대를 열어가고 있었습니다. 샌프란시스코의 클럽과 공연장을 전전하며 퓨전 재즈와 하드 록의 경계를 넘나들던 저니(Journey)는 신임 건반 연주자 조나단 케인을 영입하며 자신들의 통산 7번째 정규 앨범 《Escape》를 통해 음악적 만개를 이루어냅니다. 이는 거친 록 음악이 가장 우아하고 서정적인 팝의 감수성과 결합하여 대중음악사에 굵직한 족적을 남긴 축복과도 같은 순간이었습니다.</w:t>
+      </w:r>
+    </w:p>
+    <w:p>
+      <w:pPr>
+        <w:spacing w:line="324" w:lineRule="auto" w:after="120"/>
+      </w:pPr>
+      <w:r>
+        <w:rPr w:rFonts="맑은 고딕">
+          <w:rFonts w:ascii="맑은 고딕" w:hAnsi="맑은 고딕" w:eastAsia="맑은 고딕"/>
+          <w:b w:val="0"/>
+          <w:sz w:val="21"/>
+        </w:rPr>
+        <w:t>본 작에서 저니가 천착한 예술적 지향점은 명확했습니다. 바로 차가운 기계 문명과 도시의 메마른 일상 속에서도 꺼지지 않는 인간 내면의 순수한 열정과 서정성을 복원하는 일이었습니다. '보컬의 신화' 스티브 페리의 벨벳처럼 부드러우면서도 천공을 가르는 영혼의 미성은 조나단 케인의 클래시컬한 피아노 타건, 그리고 닐 숀의 비장미 넘치는 멜로딕 기타와 어우러져 한 편의 거대한 오페라와도 같은 감정의 굴곡을 빚어냅니다. 이들이 앨범 전체를 관통하며 던지는 메시지는 단순한 도피(Escape)가 아닌, 현실의 고뇌를 음악이라는 성소 속에서 승화시켜 마침내 자유를 획득하라는 고결한 청춘의 해방선언이었습니다.</w:t>
+      </w:r>
+    </w:p>
+    <w:p>
+      <w:pPr>
+        <w:spacing w:line="324" w:lineRule="auto" w:after="120"/>
+      </w:pPr>
+      <w:r>
+        <w:rPr w:rFonts="맑은 고딕">
+          <w:rFonts w:ascii="맑은 고딕" w:hAnsi="맑은 고딕" w:eastAsia="맑은 고딕"/>
+          <w:b w:val="0"/>
+          <w:sz w:val="21"/>
+        </w:rPr>
+        <w:t>수십 년의 세월이 흐른 오늘날에도 《Escape》가 지닌 생명력은 결코 바래지 않습니다. LP의 소리골을 타고 흐르는 풍성한 음향의 층위는 듣는 이로 하여금 80년대 초의 그 찬란했던 아날로그 낭만의 시공간으로 단숨에 인도합니다. 세련된 화성학적 구성과 대중의 심장을 관통하는 낭만적 선율은 팝 애호가는 물론 클래식 애호가들의 엄격한 귀마저 무장 해제시키는 불멸의 흡인력을 지니고 있으며, 이는 이 음반이 단순한 유행가를 넘어 시대를 초월한 하나의 고전(Classic)으로 자리매김한 이유이기도 합니다.</w:t>
       </w:r>
     </w:p>
     <w:p>
@@ -168,7 +187,7 @@
           <w:b w:val="0"/>
           <w:sz w:val="21"/>
         </w:rPr>
-        <w:t>1981년 7월 31일 컬럼비아 레코드(Columbia Records)를 통해 발매된 음반으로, 밴드의 음악적 응집력과 대중적 멜로디 감각이 최고조에 달했을 때 탄생한 80년대 팝/록 역사상 가장 찬란한 유산입니다.</w:t>
+        <w:t>1981년 7월 31일 미국 컬럼비아 레코드(Columbia Records)를 통해 발매된 저니의 7번째 스튜디오 앨범으로, 밴드의 음악적 정체성이 완성형 멜로딕 록으로 도약한 분수령적 명반.</w:t>
       </w:r>
     </w:p>
     <w:p>
@@ -199,7 +218,7 @@
           <w:b w:val="0"/>
           <w:sz w:val="21"/>
         </w:rPr>
-        <w:t>발매와 동시에 미국 빌보드 200 앨범 차트 정상(1위)에 올랐으며, 미국 음반 산업 협회(RIAA)로부터 1,000만 장 이상의 판매고를 공인받아 다이아몬드 인증을 획득했고, 전 세계적으로 1,200만 장 이상 판매된 공전의 히트작입니다.</w:t>
+        <w:t>발매 직후 미국 빌보드 200 앨범 차트 1위를 기록하였으며, 미국 음반 산업 협회(RIAA)로부터 다이아몬드(1,000만 장 이상 판매) 인증을 획득, 전 세계 누적 1,300만 장 이상의 경이적인 판매고를 달성함.</w:t>
       </w:r>
     </w:p>
     <w:p>
@@ -230,7 +249,7 @@
           <w:b w:val="0"/>
           <w:sz w:val="21"/>
         </w:rPr>
-        <w:t>롤링 스톤 선정 '역대 최고의 앨범 500선'에 이름을 올렸으며, 수록곡들은 반세기가 지난 현재까지도 그래미 명예의 전당 헌액 및 라디오 골든 에어플레이를 기록하는 등 팝 음악계의 최고 권위를 인정받고 있습니다.</w:t>
+        <w:t>그래미 어워드 후보 지명 및 싱글 차트 상위권 독식, 롤링 스톤 선정 '역대 위대한 명반' 및 록앤롤 명예의 전당 헌액의 결정적 토대가 된 앨범으로 공인됨.</w:t>
       </w:r>
     </w:p>
     <w:p>
@@ -275,7 +294,7 @@
           <w:b w:val="0"/>
           <w:sz w:val="21"/>
         </w:rPr>
-        <w:t>미국 (샌프란시스코)</w:t>
+        <w:t>미국 (샌프란시스코, 캘리포니아)</w:t>
       </w:r>
     </w:p>
     <w:p>
@@ -306,7 +325,7 @@
           <w:b w:val="0"/>
           <w:sz w:val="21"/>
         </w:rPr>
-        <w:t>1973년 결성 ~ 현재</w:t>
+        <w:t>1973년 결성</w:t>
       </w:r>
     </w:p>
     <w:p>
@@ -337,7 +356,7 @@
           <w:b w:val="0"/>
           <w:sz w:val="21"/>
         </w:rPr>
-        <w:t>록 밴드 (그룹)</w:t>
+        <w:t>5인조 록 밴드 (그룹)</w:t>
       </w:r>
     </w:p>
     <w:p>
@@ -368,7 +387,7 @@
           <w:b w:val="0"/>
           <w:sz w:val="21"/>
         </w:rPr>
-        <w:t>저니는 정교한 프로그레시브 록의 기술적 완성도에 유려하고 서정적인 팝 멜로디를 결합하여 '스타디움 록'과 'AOR(Adult Oriented Rock)'의 결정판을 정립한 전설적인 밴드입니다. 시대를 대표하는 프런트맨 스티브 페리의 독보적인 고음 미성과 닐 숀의 멜로딕한 기타 플레이는 80년대 팝 음악계의 하나의 거대한 표준이 되었습니다.</w:t>
+        <w:t>퓨전 재즈와 프로그레시브 록의 정교한 연주력을 서정적인 팝 멜로디 및 웅장한 아레나 록과 완벽하게 융합시킨 미국의 전설적인 밴드입니다. 보컬리스트 스티브 페리의 비할 데 없이 맑고 풍부한 고음과 기타리스트 닐 숀의 드라마틱한 연주는 80년대 멜로딕 록의 황금기를 상징하는 절대적인 기준점이 되었습니다.</w:t>
       </w:r>
     </w:p>
     <w:p>
@@ -413,7 +432,7 @@
           <w:b w:val="0"/>
           <w:sz w:val="21"/>
         </w:rPr>
-        <w:t>록의 강렬한 에너지와 팝의 우아한 서정성이 어떻게 완벽한 예술적 균형을 이룰 수 있는지를 명징하게 증명한 교과서적인 음반입니다. 화려하면서도 결코 과하지 않은 앙상블과 드라마틱한 기승전결은 대중음악이 지닐 수 있는 가장 순수한 카타르시스를 보여줍니다.</w:t>
+        <w:t>하드 록의 박력과 AOR(Adult Oriented Rock)의 우아한 세련미를 황금비율로 조화시켜 아레나 록의 새 지평을 연 걸작입니다. 탄탄한 편곡과 유려한 선율미는 록 음악의 문법을 클래식 소품처럼 품격 있게 정제하여 팝/록 역사상 가장 완벽한 앨범 구성 중 하나로 손꼽힙니다.</w:t>
       </w:r>
     </w:p>
     <w:p>
@@ -444,7 +463,7 @@
           <w:b w:val="0"/>
           <w:sz w:val="21"/>
         </w:rPr>
-        <w:t>1980년대 초, 경제적 격변과 미래에 대한 불안 속에서도 꿈을 잃지 않으려 했던 미국 청춘들의 고뇌와 열망이 고스란히 투영되어 있습니다. 네온사인이 반짝이는 심야의 도시를 질주하며 라디오 볼륨을 높이던 그 시절 젊은이들의 심장 박동과 순수한 낭만이 앨범 전체에 짙은 향수로 배어 있습니다.</w:t>
+        <w:t>1980년대 초입, 산업 사회의 팽창과 아메리칸드림의 환상 속에서 방황하던 청춘들의 고독과 열망을 고스란히 담아냈습니다. 어디론가 떠나는 밤기차 안의 남녀를 묘사한 가사처럼, 시대의 무게를 짊어진 젊은이들에게 꿈과 사랑을 향한 영원한 믿음을 심어주며 한 세대의 가슴을 뜨겁게 적셨습니다.</w:t>
       </w:r>
     </w:p>
     <w:p>
@@ -489,7 +508,130 @@
           <w:b w:val="0"/>
           <w:sz w:val="21"/>
         </w:rPr>
-        <w:t>피아노 인트로만으로도 벅찬 희망을 길어 올리는 영원한 청춘의 송가 "Don't Stop Believin'", 애절한 선율과 폭발적인 가창력으로 록 발라드의 정점을 보여주는 "Open Arms", 쓸쓸하고도 매혹적인 베이스 라인과 기타 솔로가 일품인 "Who's Crying Now" 등 단 한 곡도 놓칠 수 없는 완벽한 음악적 완성도를 자랑합니다.</w:t>
+      </w:r>
+    </w:p>
+    <w:p>
+      <w:pPr>
+        <w:spacing w:line="324" w:lineRule="auto" w:after="80"/>
+      </w:pPr>
+      <w:r>
+        <w:rPr w:rFonts="맑은 고딕">
+          <w:rFonts w:ascii="맑은 고딕" w:hAnsi="맑은 고딕" w:eastAsia="맑은 고딕"/>
+          <w:b w:val="0"/>
+          <w:color w:val="6B7280"/>
+          <w:sz w:val="21"/>
+        </w:rPr>
+        <w:t xml:space="preserve">· </w:t>
+      </w:r>
+      <w:r>
+        <w:rPr w:rFonts="맑은 고딕">
+          <w:rFonts w:ascii="맑은 고딕" w:hAnsi="맑은 고딕" w:eastAsia="맑은 고딕"/>
+          <w:b/>
+          <w:color w:val="1F2937"/>
+          <w:sz w:val="21"/>
+        </w:rPr>
+        <w:t xml:space="preserve">"Don't Stop Believin'": </w:t>
+      </w:r>
+      <w:r>
+        <w:rPr w:rFonts="맑은 고딕">
+          <w:rFonts w:ascii="맑은 고딕" w:hAnsi="맑은 고딕" w:eastAsia="맑은 고딕"/>
+          <w:b w:val="0"/>
+          <w:sz w:val="21"/>
+        </w:rPr>
+        <w:t>상징적인 피아노 오프닝 리프와 스티브 페리의 벅찬 보컬이 절정을 이루는, 시대를 초월하여 불리는 희망의 영원한 송가.</w:t>
+      </w:r>
+    </w:p>
+    <w:p>
+      <w:pPr>
+        <w:spacing w:line="324" w:lineRule="auto" w:after="80"/>
+      </w:pPr>
+      <w:r>
+        <w:rPr w:rFonts="맑은 고딕">
+          <w:rFonts w:ascii="맑은 고딕" w:hAnsi="맑은 고딕" w:eastAsia="맑은 고딕"/>
+          <w:b w:val="0"/>
+          <w:color w:val="6B7280"/>
+          <w:sz w:val="21"/>
+        </w:rPr>
+        <w:t xml:space="preserve">· </w:t>
+      </w:r>
+      <w:r>
+        <w:rPr w:rFonts="맑은 고딕">
+          <w:rFonts w:ascii="맑은 고딕" w:hAnsi="맑은 고딕" w:eastAsia="맑은 고딕"/>
+          <w:b/>
+          <w:color w:val="1F2937"/>
+          <w:sz w:val="21"/>
+        </w:rPr>
+        <w:t xml:space="preserve">"Open Arms": </w:t>
+      </w:r>
+      <w:r>
+        <w:rPr w:rFonts="맑은 고딕">
+          <w:rFonts w:ascii="맑은 고딕" w:hAnsi="맑은 고딕" w:eastAsia="맑은 고딕"/>
+          <w:b w:val="0"/>
+          <w:sz w:val="21"/>
+        </w:rPr>
+        <w:t>맑은 피아노 터치와 애절한 스트링 편곡이 어우러져 깊은 카타르시스를 선사하는, 팝 역사상 가장 고귀하고 낭만적인 록 발라드.</w:t>
+      </w:r>
+    </w:p>
+    <w:p>
+      <w:pPr>
+        <w:spacing w:line="324" w:lineRule="auto" w:after="80"/>
+      </w:pPr>
+      <w:r>
+        <w:rPr w:rFonts="맑은 고딕">
+          <w:rFonts w:ascii="맑은 고딕" w:hAnsi="맑은 고딕" w:eastAsia="맑은 고딕"/>
+          <w:b w:val="0"/>
+          <w:color w:val="6B7280"/>
+          <w:sz w:val="21"/>
+        </w:rPr>
+        <w:t xml:space="preserve">· </w:t>
+      </w:r>
+      <w:r>
+        <w:rPr w:rFonts="맑은 고딕">
+          <w:rFonts w:ascii="맑은 고딕" w:hAnsi="맑은 고딕" w:eastAsia="맑은 고딕"/>
+          <w:b/>
+          <w:color w:val="1F2937"/>
+          <w:sz w:val="21"/>
+        </w:rPr>
+        <w:t xml:space="preserve">"Who's Crying Now": </w:t>
+      </w:r>
+      <w:r>
+        <w:rPr w:rFonts="맑은 고딕">
+          <w:rFonts w:ascii="맑은 고딕" w:hAnsi="맑은 고딕" w:eastAsia="맑은 고딕"/>
+          <w:b w:val="0"/>
+          <w:sz w:val="21"/>
+        </w:rPr>
+        <w:t>팽팽한 긴장감의 그루브 위로 흐르는 유려한 멜로디와 닐 숀의 절제된 기타 솔로가 돋보이는 성숙한 감성의 명곡.</w:t>
+      </w:r>
+    </w:p>
+    <w:p>
+      <w:pPr>
+        <w:spacing w:line="324" w:lineRule="auto" w:after="80"/>
+      </w:pPr>
+      <w:r>
+        <w:rPr w:rFonts="맑은 고딕">
+          <w:rFonts w:ascii="맑은 고딕" w:hAnsi="맑은 고딕" w:eastAsia="맑은 고딕"/>
+          <w:b w:val="0"/>
+          <w:color w:val="6B7280"/>
+          <w:sz w:val="21"/>
+        </w:rPr>
+        <w:t xml:space="preserve">· </w:t>
+      </w:r>
+      <w:r>
+        <w:rPr w:rFonts="맑은 고딕">
+          <w:rFonts w:ascii="맑은 고딕" w:hAnsi="맑은 고딕" w:eastAsia="맑은 고딕"/>
+          <w:b/>
+          <w:color w:val="1F2937"/>
+          <w:sz w:val="21"/>
+        </w:rPr>
+        <w:t xml:space="preserve">"Stone in Love": </w:t>
+      </w:r>
+      <w:r>
+        <w:rPr w:rFonts="맑은 고딕">
+          <w:rFonts w:ascii="맑은 고딕" w:hAnsi="맑은 고딕" w:eastAsia="맑은 고딕"/>
+          <w:b w:val="0"/>
+          <w:sz w:val="21"/>
+        </w:rPr>
+        <w:t>활기찬 베이스 라인과 리드미컬한 기타가 젊은 날의 찬란한 사랑을 거침없이 회상하게 만드는 수작.</w:t>
       </w:r>
     </w:p>
     <w:p>
@@ -520,7 +662,7 @@
           <w:b w:val="0"/>
           <w:sz w:val="21"/>
         </w:rPr>
-        <w:t>턴테이블의 바늘이 소리골을 스치는 순간 피어오르는 아날로그 피아노의 따뜻한 타건음과 스티브 페리의 호소력 짙은 보컬 배음은 진공관 앰프를 통해 감상할 때 비로소 그 진정한 공간감을 드러냅니다. 디지털 음원에서는 결코 맛볼 수 없는 묵직한 베이스 톤과 닐 숀의 기타가 그리는 포근하고도 선명한 잔향을 깊이 있게 음미해 보시길 권합니다.</w:t>
+        <w:t>진공관 앰프 특유의 포근한 온기가 조나단 케인의 건반을 감싸 안을 때, 스티브 페리의 목소리는 한층 더 인간적이고 촉촉한 질감으로 공간을 채웁니다. 턴테이블의 카트리지가 바이닐의 그루브를 스치며 피어오르는 섬세한 어쿠스틱 피아노의 배음과 묵직한 드럼의 타격감은 디지털 음원에서는 느낄 수 없는 깊은 입체감과 낭만을 선사합니다.</w:t>
       </w:r>
     </w:p>
     <w:p>
@@ -551,7 +693,7 @@
           <w:b w:val="0"/>
           <w:sz w:val="21"/>
         </w:rPr>
-        <w:t>전설적인 일러스트레이터 스탠리 마우스가 디자인한 상징적인 비틀 우주선 커버 아트워크와 함께, 80년대 팝/록의 정수를 물리적 매체로 간직할 수 있다는 점에서 바이닐 컬렉터라면 반드시 턴테이블 곁에 갖추어야 할 대체 불가능한 명반입니다.</w:t>
+        <w:t>스탠리 마우스가 창조한 경이로운 풍뎅이 모양의 우주선(Scarab) 일러스트가 담긴 오리지널 게이트폴드 커버는 시각 예술로서도 소장 가치가 뛰어납니다. 80년대 아날로그 사운드의 정점이자 오디오 파일들에게도 영원한 오디오파일 리퍼런스로 추앙받는 귀중한 음반입니다.</w:t>
       </w:r>
     </w:p>
     <w:p>
@@ -565,7 +707,7 @@
           <w:color w:val="4338CA"/>
           <w:sz w:val="21"/>
         </w:rPr>
-        <w:t>이 음반을 통해 화려했던 80년대 록의 황금빛 노을과 가슴 벅찬 희망의 멜로디가 전해주는 감동을 다시 한번 경험해 보시는 것은 어떨까요?</w:t>
+        <w:t>이 음반을 통해 지친 영혼을 웅장하게 보듬는 아날로그의 따스한 숨결과, 멈추지 않는 신념이 전해주는 감동을 다시 한번 경험해 보시는 것은 어떨까요?</w:t>
       </w:r>
     </w:p>
     <w:sectPr>
